--- a/example_articles/countries/Puerto Rico/2.countries_Puerto Rico_New_York_Times.docx
+++ b/example_articles/countries/Puerto Rico/2.countries_Puerto Rico_New_York_Times.docx
@@ -27,17 +27,17 @@
     </w:p>
     <w:p>
       <w:r>
-        <w:t>Source File: NYT/26.DOCX</w:t>
+        <w:t>Source file: NYT/26.DOCX</w:t>
       </w:r>
     </w:p>
     <w:p>
       <w:r>
-        <w:t>Raw locations result: ['Puerto Rico']</w:t>
+        <w:t>Raw locations result, 'locations': ['Puerto Rico']</w:t>
       </w:r>
     </w:p>
     <w:p>
       <w:r>
-        <w:t>countries_stand_flat (Standardized): Puerto Rico</w:t>
+        <w:t>Standardized locations result, 'countries_stand_flat': Puerto Rico</w:t>
       </w:r>
     </w:p>
     <w:p>

--- a/example_articles/countries/Puerto Rico/2.countries_Puerto Rico_New_York_Times.docx
+++ b/example_articles/countries/Puerto Rico/2.countries_Puerto Rico_New_York_Times.docx
@@ -7,7 +7,7 @@
         <w:pStyle w:val="Heading1"/>
       </w:pPr>
       <w:r>
-        <w:t>On the Jersey Shore, Las Vegas Meets Coney Island</w:t>
+        <w:t>Puerto Rico Rallies to Vote On Shift in Political Status</w:t>
       </w:r>
     </w:p>
     <w:p>
@@ -17,17 +17,17 @@
     </w:p>
     <w:p>
       <w:r>
-        <w:t>Date: 2015-08-28</w:t>
+        <w:t>Date: 1998-12-12</w:t>
       </w:r>
     </w:p>
     <w:p>
       <w:r>
-        <w:t>Section: MULTIMEDIA</w:t>
+        <w:t>Section: Section A;  ; Section A;  Page 9;  Column 5;  National Desk  ; Column 5;</w:t>
       </w:r>
     </w:p>
     <w:p>
       <w:r>
-        <w:t>Source file: NYT/26.DOCX</w:t>
+        <w:t>Source file: NYT/46.DOCX</w:t>
       </w:r>
     </w:p>
     <w:p>
@@ -49,43 +49,49 @@
     </w:p>
     <w:p>
       <w:r>
-        <w:t xml:space="preserve">If Marty McFly could do a "Back to the Future" reboot on the Jersey Shore, he might have found Wildwood strangely familiar. To see it for ourselves, there's no need for a DeLorean or plutonium. Your sedan will do the trick. Just set your GPS to Ocean Avenue, and marvel at an anomaly of space and time called the 1950s. </w:t>
+        <w:t>On a balmy evening this week, the caravan of dozens of cars snaking around the working-class neighborhoods of Carolina, a city east of here, brought its deafening honking, sirens, music and shouts of "Equality for Puerto Rico!" right to Jose Manuel Molina's doorstep. Mr. Molina, 65, and his wife, Blanca, 61, rushed out of the house and began hollering, in delight.</w:t>
         <w:br/>
-        <w:t xml:space="preserve">Wildwood, listed on the New Jersey and National Registers of Historic Places, has one of the highest concentrations of midcentury modern hospitality architecture in the United States. During Wildwood's peak as a beach resort, more than 200 kitschy motels dotted the sleepy avenues, consisting mostly of low-rise L-shaped structures with flashy neon signs, bold colors and the occasional plastic palm tree. </w:t>
+        <w:t>"Number 3! Number 3!" they yelled, referring to a pro-statehood ballot measure that is one of five options in a referendum on Sunday on Puerto Rico's political status.</w:t>
         <w:br/>
-        <w:t>Think Las Vegas meets Coney Island.</w:t>
+        <w:t>In decades of voting for the pro-statehood party, Mr. Molina said, this is the first time he feels Puerto Rico has a real possibility of joining the union as a state.</w:t>
         <w:br/>
-        <w:t>Mark Havens's project "Out of Season" began as a decade-long elegy to this landscape, which first emerged during the postwar economic boom. Mr. Havens grew up in suburban New Jersey and had been traveling through this time warp since 1971 - a tradition passed down to him from his parents and grandparents - when this monument to all things doo-wop, a subdivision of futurist architecture influenced by car culture, jets, the space age and the atomic age, was at its zenith.</w:t>
+        <w:t>"This is not for us but for our youth and our children," said the retired telephone repairman, who has 3 children and 15 grandchildren.</w:t>
         <w:br/>
-        <w:t xml:space="preserve">But on a weekend trip in 2000, he realized that many of the motels - which he once thought were as permanent as mountain ranges - were being demolished or turned into condos. </w:t>
+        <w:t>"This is for them," Mrs. Molina agreed. "It will bring better jobs and schools. We'll learn more languages. There will be stricter laws, more order."</w:t>
         <w:br/>
-        <w:t>"As soon as they started falling, that made me take notice and I thought, 'Wow, it feels like a piece of me is falling each time one of these places get demolished,' " he said. "I should somehow capture some of it before it all goes away."</w:t>
+        <w:t>Sunday's vote, the subject of heated campaigning that ended today with big rallies in the San Juan metropolitan area, is a bid by the administration of Gov. Pedro J. Rossello to measure the island's support for statehood and prod Congress into authorizing a future binding vote on statehood here.</w:t>
         <w:br/>
-        <w:t>Flashy and vernacular, the motels and surrounding boardwalk attractions catered to a distinctly working-class clientele. They were built after World War II when the muscle of American industry pivoted to produce widespread economic prosperity. Young families, with baby boom kids in tow, wanted a playground that reflected their aspirations.</w:t>
+        <w:t>The House this year passed a bill that would have allowed a federally sponsored referendum on Puerto Rico's status this year, which marks the 100th anniversary of the takeover of Puerto Rico by the United States from Spain after the Spanish-American War. But the proposal stalled in the Senate.</w:t>
         <w:br/>
-        <w:t>"He or she could never afford to go to Polynesia, but they could afford a couple of days on the AstroTurf around the pool at the Kona Kai," Mr. Havens said. "They couldn't afford to go to the Caribbean, but that's why there's a motel called the Caribbean in Wildwood, because you could go there, sit under the plastic palm trees and have your vacation."</w:t>
+        <w:t>Both members of Congress and Clinton Administration officials say the results of Sunday's vote would be viewed as a serious indication of which political status option Puerto Ricans prefer -- independence, statehood or some other form of association with the United States. The vote is likely to start a new legislative process in Washington to seek a final status choice.</w:t>
         <w:br/>
-        <w:t xml:space="preserve">But time marched on. Apollo 11 reached the moon and the Cold War ended. The aesthetic fell out of fashion, and Jersey Shore resort towns were left flailing outside of the peak summer season. Cape May cashed in on its Victorian heritage, while Atlantic City placed big bets on the casino industry. Nestled between the two, Wildwood was left largely untouched. </w:t>
+        <w:t>Puerto Ricans remain at odds over whether to cement their ties with the United States with statehood or seek more autonomy, but most are united in holding on to three elements of their identity -- Spanish language, Latin American culture and American citizenship. Congress, in turn, is sharply divided over whether to accept Puerto Rico as a possible state, and previous bills on self-determination have bogged down on questions about the political, cultural and economic cost of incorporating an island with 3.8 million Latin Americans as the 51st state.</w:t>
         <w:br/>
-        <w:t>"It didn't really pay for anyone to come and knock down motels to build condos, so for about 50 years everything was encased in amber," Mr. Havens said.</w:t>
+        <w:t>But a consensus is growing in Washington that Puerto Rico's current commonwealth status, which opponents call a vestige of colonialism and even supporters want modified to give the island more self-governing powers, is a transitional state.</w:t>
         <w:br/>
-        <w:t xml:space="preserve">Fueled by sentiment, Mr. Havens set about trying to document the buildings. But there was one small snag. "I didn't know anything about photography," he confessed. Mr. Havens, an assistant professor of industrial design, taught himself how to make photographs, starting with a used 35-millimeter film camera before making respective jumps to medium format and then digital technology. As he mastered the process, he lost many would-be subjects to the wrecking ball. </w:t>
+        <w:t>The commonwealth or "free associated state" created in 1952 gives Puerto Ricans here American citizenship but denies them equal rights and obligations. It grants the island self-government in local affairs and subjects it to Federal law, like states. But unlike residents in the states, including Puerto Ricans who live in the mainland, Puerto Ricans on the island do not pay Federal taxes, cannot vote on Federal elections or elect Congressional delegations, and they do not receive Federal benefits comparable to those received on the mainland.</w:t>
         <w:br/>
-        <w:t>"It was like trying to learn how to be a doctor while running the emergency room," Mr. Havens lamented. "I didn't get a second chance for a lot of these places. Sometimes I'd shoot, go to the lab and have nothing usable, and then return to the motel and it would have been just a dirt lot because they knocked it down."</w:t>
+        <w:t>Those who advocate a 51st state say the commonwealth status denies full rights to Puerto Ricans even though they are American citizens. The governing pro-statehood New Progressive Party has crafted the ballot measure as a petition to the United States Government under the First Amendment "to define in a conclusive manner the political condition of the people of Puerto Rico and the extent of United States sovereignty in order to resolve the current territorial problem of the island" after "100 years of political subordination."</w:t>
         <w:br/>
-        <w:t xml:space="preserve">He tried shooting during peak season when lights were on, plastic palm trees were out, and water was in the pool, but even a single car would obscure what he wanted to show. So he shifted to late September and early October, capturing a certain solitude. </w:t>
+        <w:t>Some political analysts here say such language amounts to an exercise of the constitutional right to petition the Federal Government for the redress of grievances, in this case the grievance of colonialism, that gives the vote more weight and is meant to prompt a Federal response.</w:t>
         <w:br/>
-        <w:t xml:space="preserve">"I started out incidentally looking to clarify the architectural forms but, in the end, something I really wanted in the pictures, and was emblematic of the structures, was how we've moved on and the ways that we are and what we expect from vacation, our expectations of luxury and community, and all those things that change," Mr. Havens said. </w:t>
+        <w:t>Governor Rossello said in an interview today that, legally, Congress cannot be forced to take action but "certainly it will be a strong statement that I don't think Congress can ignore."</w:t>
         <w:br/>
-        <w:t xml:space="preserve">For preservationists and enthusiasts alike, the housing bubble that ushered in the recession was a welcome slowdown to the area's transformation. But as the market revives, many motel owners are again selling to developers building conventional hotels or converting the structures into condominiums that provide year-round revenue. </w:t>
+        <w:t>With five options on the ballot, however, newspaper polls here indicate that none is likely to get a majority. The vote is further complicated by an option called "none of the above" which is supported by commonwealth supporters as a form of protest against the referendum.</w:t>
         <w:br/>
-        <w:t xml:space="preserve">Others have found a road to a less hazy future. Instead of going the way of no-tell motels, some, like the Starlux motel, see cachet in kitsch as they lure clients year-round. With a convention center nearby, families can reunite and cheerleaders can bring it on, even in the winter months. </w:t>
+        <w:t>The leadership of the pro-commonwealth Popular Democratic Party argues that the definition of the status quo as drafted by the pro-statehood majority in the legislature and as it appears on the ballot is misleading. It calls United States citizenship "statutory" rather than irrevocable and inviolable as in two previous plebiscite votes, for instance, in order to scare Puerto Ricans to vote for statehood, the party says.</w:t>
         <w:br/>
-        <w:t xml:space="preserve">For Mr. Havens, "Out of Season" is more a personal ode to what was than it is a clear reflection of what will be. The hope is that the remaining motels maintain their retro charm. </w:t>
+        <w:t>"We need a process of self-determination because there are many perspectives," said Mayor Sila M. Calderon of San Juan, a leader of the Popular Democrats, "but this is not fair and square."</w:t>
         <w:br/>
-        <w:t xml:space="preserve">"These buildings will never be built again," he said. "Recognizing and celebrating what they are while thoughtfully adding 21st century amenities in key areas has been proven as a viable way forward." </w:t>
+        <w:t>In addition to commonwealth, statehood, independence and none of the above, the ballot includes a "free association" option appearing for the first time on a status referendum in Puerto Rico. It calls for a self-governing nation that delegates certain powers to the United States under treaties, like defense and national security. The relationship would be similar to the arrangement the United States has already with Pacific territories like the Marshall Islands, Federal officials said.</w:t>
         <w:br/>
-        <w:t xml:space="preserve"> Follow @philipbrich and @           nytimesphoto on Twitter. Lens is also on            Facebook and            Instagram.</w:t>
+        <w:t>It is uncertain what Sunday's plebiscite vote would do to advance the cause of self-determination for the island with a Congress equally divided over whether to open up the opportunity for Puerto Rico to join the union. Governor Rossello said he would consider a plurality of the vote a victory and enough of a mandate to take to Congress to start a transition plan to implement statehood.</w:t>
+        <w:br/>
+        <w:t>Under the bill approved by the House this year, such a transition would take no longer than 10 years and require another referendum for final approval.</w:t>
+        <w:br/>
+        <w:t>If statehood wins, it would be the first time that such option garners the most votes in Puerto Rico. In a 1993 referendum statehood lost to commonwealth, 46 percent to 48 percent. The third option, independence, got 4 percent.</w:t>
+        <w:br/>
+        <w:t>Some members of Congress have said a plurality, in the absence of a 50 percent plus 1 majority, could suffice to start a process for Congress to define the terms of a yes-or-no vote on statehood. Republican Senator Connie Mack and Democratic Senator Bob Graham, both of Florida, said in a joint written statement they would act to implement the chosen option by a majority but would disregard the "none of the above votes" because "such a vote conveys no message to the Federal Government." That may leave statehood with a clear majority among only four options instead of five.</w:t>
       </w:r>
     </w:p>
     <w:sectPr>

--- a/example_articles/countries/Puerto Rico/2.countries_Puerto Rico_New_York_Times.docx
+++ b/example_articles/countries/Puerto Rico/2.countries_Puerto Rico_New_York_Times.docx
@@ -7,7 +7,7 @@
         <w:pStyle w:val="Heading1"/>
       </w:pPr>
       <w:r>
-        <w:t>Puerto Rico Rallies to Vote On Shift in Political Status</w:t>
+        <w:t>Rebuild? No, Not in Barrios Of Puerto Rico</w:t>
       </w:r>
     </w:p>
     <w:p>
@@ -17,17 +17,17 @@
     </w:p>
     <w:p>
       <w:r>
-        <w:t>Date: 1998-12-12</w:t>
+        <w:t>Date: 2019-01-21</w:t>
       </w:r>
     </w:p>
     <w:p>
       <w:r>
-        <w:t>Section: Section A;  ; Section A;  Page 9;  Column 5;  National Desk  ; Column 5;</w:t>
+        <w:t>Section: Section A; Column 0; National Desk; Pg. 1; CRITIC'S NOTEBOOK</w:t>
       </w:r>
     </w:p>
     <w:p>
       <w:r>
-        <w:t>Source file: NYT/46.DOCX</w:t>
+        <w:t>Source file: NYT/26.DOCX</w:t>
       </w:r>
     </w:p>
     <w:p>
@@ -49,49 +49,104 @@
     </w:p>
     <w:p>
       <w:r>
-        <w:t>On a balmy evening this week, the caravan of dozens of cars snaking around the working-class neighborhoods of Carolina, a city east of here, brought its deafening honking, sirens, music and shouts of "Equality for Puerto Rico!" right to Jose Manuel Molina's doorstep. Mr. Molina, 65, and his wife, Blanca, 61, rushed out of the house and began hollering, in delight.</w:t>
+        <w:t>GUAYNABO, P.R. -- Victor Manuel Torres raised one hand, about waist level, indicating how high the sea rose in his house during Hurricane Maria last year.</w:t>
         <w:br/>
-        <w:t>"Number 3! Number 3!" they yelled, referring to a pro-statehood ballot measure that is one of five options in a referendum on Sunday on Puerto Rico's political status.</w:t>
+        <w:t xml:space="preserve">Then, with his other hand, he lifted a rusty machete. At 77, he has lived for more than half a century in a barrio called Vietnam, abutting San Juan Harbor. For nearly as long, municipal authorities have tried to evict him. </w:t>
         <w:br/>
-        <w:t>In decades of voting for the pro-statehood party, Mr. Molina said, this is the first time he feels Puerto Rico has a real possibility of joining the union as a state.</w:t>
+        <w:t xml:space="preserve">  ''This is how I have held them back,'' he told me, waving the machete. ''The storm was a passing shower compared to what we have survived here.''</w:t>
         <w:br/>
-        <w:t>"This is not for us but for our youth and our children," said the retired telephone repairman, who has 3 children and 15 grandchildren.</w:t>
+        <w:t xml:space="preserve">  Today numbering some 250 families, Vietnam began like many barrios in Puerto Rico. Laborers lured from the countryside during the island's postwar industrial boom established a squatters settlement. The harbor was a bustling site of factories, military bases and jobs, but nobody had supplied housing for workers. So the workers did it themselves.</w:t>
         <w:br/>
-        <w:t>"This is for them," Mrs. Molina agreed. "It will bring better jobs and schools. We'll learn more languages. There will be stricter laws, more order."</w:t>
+        <w:t xml:space="preserve">  They cleared a swath of mosquito-infested mangroves and cobbled together what were at first rickety shacks that sank time and again in the mud and rain. When the shacks didn't collapse on their own, the police would come and tear the houses down, hoping to force residents out. The pattern continued even as the houses became cinder block and concrete and the settlement grew into a neighborhood.</w:t>
         <w:br/>
-        <w:t>Sunday's vote, the subject of heated campaigning that ended today with big rallies in the San Juan metropolitan area, is a bid by the administration of Gov. Pedro J. Rossello to measure the island's support for statehood and prod Congress into authorizing a future binding vote on statehood here.</w:t>
+        <w:t xml:space="preserve">  By the 1970s, the quagmire of conflict gave rise to the name Vietnam.</w:t>
         <w:br/>
-        <w:t>The House this year passed a bill that would have allowed a federally sponsored referendum on Puerto Rico's status this year, which marks the 100th anniversary of the takeover of Puerto Rico by the United States from Spain after the Spanish-American War. But the proposal stalled in the Senate.</w:t>
+        <w:t xml:space="preserve">  For residents, it became a badge of honor.</w:t>
         <w:br/>
-        <w:t>Both members of Congress and Clinton Administration officials say the results of Sunday's vote would be viewed as a serious indication of which political status option Puerto Ricans prefer -- independence, statehood or some other form of association with the United States. The vote is likely to start a new legislative process in Washington to seek a final status choice.</w:t>
+        <w:t xml:space="preserve">  Now, as the federal government prepares to spend an unprecedented $20 billion to repair neighborhoods across Puerto Rico that were ravaged by the Category 4 storm, the goal of finally replacing Vietnam's besieged warren of cinder block houses with a flourishing community capable of weathering the hurricanes of the future seems at once more urgent and less likely than ever.</w:t>
         <w:br/>
-        <w:t>Puerto Ricans remain at odds over whether to cement their ties with the United States with statehood or seek more autonomy, but most are united in holding on to three elements of their identity -- Spanish language, Latin American culture and American citizenship. Congress, in turn, is sharply divided over whether to accept Puerto Rico as a possible state, and previous bills on self-determination have bogged down on questions about the political, cultural and economic cost of incorporating an island with 3.8 million Latin Americans as the 51st state.</w:t>
+        <w:t xml:space="preserve">  The reasons have to do with basic concepts like home and safety -- things that might seem straightforward, but are not so easily defined here.</w:t>
         <w:br/>
-        <w:t>But a consensus is growing in Washington that Puerto Rico's current commonwealth status, which opponents call a vestige of colonialism and even supporters want modified to give the island more self-governing powers, is a transitional state.</w:t>
+        <w:t xml:space="preserve">  Much of the island's population lives in areas, like this one, that are vulnerable to floods and landslides. Thanks to the historical patchwork of homes built and exchanged informally across generations, nearly half of all residents, according to studies, lack the clear titles to their properties that would allow them to take out housing reconstruction loans, sell their properties legally and move to safer neighborhoods.</w:t>
         <w:br/>
-        <w:t>The commonwealth or "free associated state" created in 1952 gives Puerto Ricans here American citizenship but denies them equal rights and obligations. It grants the island self-government in local affairs and subjects it to Federal law, like states. But unlike residents in the states, including Puerto Ricans who live in the mainland, Puerto Ricans on the island do not pay Federal taxes, cannot vote on Federal elections or elect Congressional delegations, and they do not receive Federal benefits comparable to those received on the mainland.</w:t>
+        <w:t xml:space="preserve">  With crippling debt and a poverty rate that is double Mississippi's, Puerto Rico has tried to resolve these problems on its own for years, without success.</w:t>
         <w:br/>
-        <w:t>Those who advocate a 51st state say the commonwealth status denies full rights to Puerto Ricans even though they are American citizens. The governing pro-statehood New Progressive Party has crafted the ballot measure as a petition to the United States Government under the First Amendment "to define in a conclusive manner the political condition of the people of Puerto Rico and the extent of United States sovereignty in order to resolve the current territorial problem of the island" after "100 years of political subordination."</w:t>
+        <w:t xml:space="preserve">  The billions set to be spent by the federal Department of Housing and Urban Development in the coming months for an island where more than 90,000 homes were destroyed represents the largest such grant in the history of federal disaster relief efforts. Hoping to make the most of it, Puerto Rico's governor has come up with the outlines of a proposal for new development across the 110-mile-long island.</w:t>
         <w:br/>
-        <w:t>Some political analysts here say such language amounts to an exercise of the constitutional right to petition the Federal Government for the redress of grievances, in this case the grievance of colonialism, that gives the vote more weight and is meant to prompt a Federal response.</w:t>
+        <w:t xml:space="preserve">  The proposal promises nobody will be forced to move. But there's a catch. Because of federal regulations, those living in flood-prone areas won't be given any public money unless their homes comply with flood-protection standards.</w:t>
         <w:br/>
-        <w:t>Governor Rossello said in an interview today that, legally, Congress cannot be forced to take action but "certainly it will be a strong statement that I don't think Congress can ignore."</w:t>
+        <w:t xml:space="preserve">  Complying with regulations that require elevating houses, employing licensed contractors, providing wheelchair access and using only certain materials can be just too costly for many Puerto Ricans -- more costly than the value of their homes. This means hundreds of thousands living in barrios like Vietnam will not get assistance.</w:t>
         <w:br/>
-        <w:t>With five options on the ballot, however, newspaper polls here indicate that none is likely to get a majority. The vote is further complicated by an option called "none of the above" which is supported by commonwealth supporters as a form of protest against the referendum.</w:t>
+        <w:t xml:space="preserve">  As an alternative, they will be offered titles to free new apartments elsewhere.</w:t>
         <w:br/>
-        <w:t>The leadership of the pro-commonwealth Popular Democratic Party argues that the definition of the status quo as drafted by the pro-statehood majority in the legislature and as it appears on the ballot is misleading. It calls United States citizenship "statutory" rather than irrevocable and inviolable as in two previous plebiscite votes, for instance, in order to scare Puerto Ricans to vote for statehood, the party says.</w:t>
+        <w:t xml:space="preserve">  If they are available. The plan is vague. It wagers that, provided with enough incentives, for-profit developers will build the necessary housing and infrastructure, bringing crucial jobs with them.</w:t>
         <w:br/>
-        <w:t>"We need a process of self-determination because there are many perspectives," said Mayor Sila M. Calderon of San Juan, a leader of the Popular Democrats, "but this is not fair and square."</w:t>
+        <w:t xml:space="preserve">  But that's a gamble. Over the last century, Puerto Rico has produced landmark social housing projects like El Falansterio in San Juan, an Art Deco-detailed waterfront complex from the 1930s that, all these years later, remains a thriving community and a model of elegant, humane design.</w:t>
         <w:br/>
-        <w:t>In addition to commonwealth, statehood, independence and none of the above, the ballot includes a "free association" option appearing for the first time on a status referendum in Puerto Rico. It calls for a self-governing nation that delegates certain powers to the United States under treaties, like defense and national security. The relationship would be similar to the arrangement the United States has already with Pacific territories like the Marshall Islands, Federal officials said.</w:t>
+        <w:t xml:space="preserve">  Unfortunately, anyone who knows about rising construction costs, the island's crippled bureaucracy and its legacy of failed projects, and the federal government's looming deadlines for spending reconstruction money also knows that the only things that may actually end up getting built are sprawling, quasi-suburban projects on cheap, shovel-ready agricultural land, uncoordinated with services and transit.</w:t>
         <w:br/>
-        <w:t>It is uncertain what Sunday's plebiscite vote would do to advance the cause of self-determination for the island with a Congress equally divided over whether to open up the opportunity for Puerto Rico to join the union. Governor Rossello said he would consider a plurality of the vote a victory and enough of a mandate to take to Congress to start a transition plan to implement statehood.</w:t>
+        <w:t xml:space="preserve">  And also a bunch of luxury hotels and condo towers on the coast.</w:t>
         <w:br/>
-        <w:t>Under the bill approved by the House this year, such a transition would take no longer than 10 years and require another referendum for final approval.</w:t>
+        <w:t xml:space="preserve">  ''The system favors cheap and quick solutions,'' said Federico del Monte, president of the Puerto Rican Planning Society.</w:t>
         <w:br/>
-        <w:t>If statehood wins, it would be the first time that such option garners the most votes in Puerto Rico. In a 1993 referendum statehood lost to commonwealth, 46 percent to 48 percent. The third option, independence, got 4 percent.</w:t>
+        <w:t xml:space="preserve">  Omar Marrero, who runs Puerto Rico's Central Office of Recovery, Reconstruction and Resiliency, demurred while acknowledging the problems. ''We will try to keep communities intact,'' he said. ''But to the extent the legal requirements don't allow us to use federal dollars, families will have to decide whether they want to remain where they are.''</w:t>
         <w:br/>
-        <w:t>Some members of Congress have said a plurality, in the absence of a 50 percent plus 1 majority, could suffice to start a process for Congress to define the terms of a yes-or-no vote on statehood. Republican Senator Connie Mack and Democratic Senator Bob Graham, both of Florida, said in a joint written statement they would act to implement the chosen option by a majority but would disregard the "none of the above votes" because "such a vote conveys no message to the Federal Government." That may leave statehood with a clear majority among only four options instead of five.</w:t>
+        <w:t xml:space="preserve">  Carmen Chévere Ortiz has decided already. She became accustomed over the years to floods in Villa Calma, an informal working-class community near the northern coast of the island that lies below sea level.</w:t>
+        <w:br/>
+        <w:t xml:space="preserve">  ''But Maria was different,'' she told me the other day. The area was swamped in minutes by what seemed to her like a tidal wave that suddenly swept away houses and cars. ''We lost everything,'' Ms. Chévere said. ''Now I just want to get out of here as fast as possible.''</w:t>
+        <w:br/>
+        <w:t xml:space="preserve">  On the other hand, many islanders in similar predicaments, like Mr. Torres, won't want to leave, free apartment or not.</w:t>
+        <w:br/>
+        <w:t xml:space="preserve">  That's because security -- or what is also called resilience in the context of climate change and natural disasters -- entails more than just high ground and a sturdy roof. In struggling places where people, feeling they cannot rely on the authorities, count on each other, safety comes down to community.</w:t>
+        <w:br/>
+        <w:t xml:space="preserve">  It is why many residents of the Lower Ninth Ward in New Orleans, where dozens drowned during Hurricane Katrina in 2005, fought tooth and nail to stay put, notwithstanding that the neighborhood is a giant bathtub. Or why Indonesians in shanties crowding sewage-filled canals went to court in Jakarta to sue the authorities for moving them into new apartment towers miles away.</w:t>
+        <w:br/>
+        <w:t xml:space="preserve">  ''People usually opt to preserve their communities and ties to the land, even if it means living in harm's way,'' points out Eric Klinenberg, a sociologist at N.Y.U. whose specialty is social resilience. ''They have seen enough projects go wrong to suspect that they're better off risking the next big storm and staying home, where at least they have friends and family nearby.''</w:t>
+        <w:br/>
+        <w:t xml:space="preserve">  Carmen Ayendez, who lived in Vietnam much of her life, said her father four years ago took up the government's offer of a new home in Sunset Harbor, one of three housing projects built by the municipality of Guaynabo -- Vietnam straddles Guaynabo, a mostly prosperous district outside San Juan, and the adjacent municipality of Cataño -- with the purpose of relocating Vietnam's residents.</w:t>
+        <w:br/>
+        <w:t xml:space="preserve">  When her father died two days after signing the new lease, Ms. Ayendez took over the house. But shortly after moving, she started waking in the night, unable to breathe.</w:t>
+        <w:br/>
+        <w:t xml:space="preserve">  It turned out the new house was plagued by mold. Ms. Ayendez hasn't been able to get rid of it. When Maria hit, her roof cracked. She was supposed to be safer in Sunset Harbor.</w:t>
+        <w:br/>
+        <w:t xml:space="preserve">  ''I preferred living in Vietnam,'' she said. ''I built my own house there on a piece of land that my dad gave me when I was 19. It was a wooden house. It had bats and worms, but not mold. I had my friends and neighbors. The roof wasn't very secure, but it was home.''</w:t>
+        <w:br/>
+        <w:t xml:space="preserve">  To protect its residents from evictions and gentrification, San Juan's largest barrio, on the banks of the Martín Peña canal, has been operating as a community land trust for some years. It ensures everyone in the barrio has rights, a stake and a say. The trust has negotiated voluntary relocations where the clogged, polluted and frequently overflowing canal needs to be dredged or widened and homes get in the way.</w:t>
+        <w:br/>
+        <w:t xml:space="preserve">  Evelyn Quiñones, 63, one of the community's leaders, showed me the house she agreed to move to a few years ago, on a street just outside the barrio. The decision to leave wasn't easy, she said. It made all the difference that the choice to move was hers, the new house was in good shape -- and that her relocation improved conditions for people inside the barrio.</w:t>
+        <w:br/>
+        <w:t xml:space="preserve">  ''I return to the old neighborhood every day,'' she said. ''The new house is bigger and I feel safe there. But these are not my people.''</w:t>
+        <w:br/>
+        <w:t xml:space="preserve">  Through the generations, the community of Vietnam has similarly bonded over its common enemies, meager resources and views of the harbor, which have also insured that moneyed interests continue scheming. During the early 2000s, the mayor of Guaynabo, in league with developers, started expropriating properties to make way for luxury villas.</w:t>
+        <w:br/>
+        <w:t xml:space="preserve">  Neighbors banded together, sued and won.</w:t>
+        <w:br/>
+        <w:t xml:space="preserve">  ''Just because you don't have a title to your property and you are poor doesn't mean the government shouldn't work with you to improve your neighborhood,'' said Carmen Yulín Cruz, San Juan's mayor. She worries about the current approach.</w:t>
+        <w:br/>
+        <w:t xml:space="preserve">  So does Ricardo Álvarez-Díaz, former president of the Puerto Rico Builders Association. ''My fear is we will build houses for the sake of building houses where people don't want to live,'' he said. ''People don't just need houses. They need communities. The hurricane proved this.''</w:t>
+        <w:br/>
+        <w:t xml:space="preserve">  ''It was the communities not FEMA,'' he added, referring to the Federal Emergency Management Agency, ''that saved most people.''</w:t>
+        <w:br/>
+        <w:t xml:space="preserve">  After Hurricane Maria, Mr. Torres replaced the zinc roof that blew off his home in Vietnam. A stack of bamboo washed ashore during the storm and he used it to fashion a chair, now perched on his patio, facing the harbor.</w:t>
+        <w:br/>
+        <w:t xml:space="preserve">  He said he would gladly accept money from the federal government to fortify his house. But, with or without it, he's content just to sit in his chair and watch the sun set over the harbor. He is not moving.</w:t>
+        <w:br/>
+        <w:t xml:space="preserve">  ''Dead is the only way they will ever get me to leave,'' he said. ''Maybe not even then.''</w:t>
+        <w:br/>
+        <w:t xml:space="preserve">  Alejandra Rosa contributed reporting from San Juan, P.R.</w:t>
+        <w:br/>
+        <w:br/>
+        <w:t>https://www.nytimes.com/2019/01/20/us/rebuilding-puerto-rico-hurricane-maria.html</w:t>
+        <w:br/>
+        <w:br/>
+        <w:t>Graphic</w:t>
+        <w:br/>
+        <w:br/>
+        <w:t xml:space="preserve"> </w:t>
+        <w:br/>
+        <w:t>PHOTOS: ''Dead is the only way they'll ever get me to leave,'' said Victor Manuel Torres, a 50-year resident of the barrio called Vietnam. (A1)</w:t>
+        <w:br/>
+        <w:t xml:space="preserve"> Vietnam was built as a squatters' settlement around the mills where residents worked. At left, Evelyn Quiñones, 63, at the house she moved to just outside the barrio. ''These are not my people,'' she said. (PHOTOGRAPHS BY CHRISTOPHER GREGORY FOR THE NEW YORK TIMES) (A14)</w:t>
       </w:r>
     </w:p>
     <w:sectPr>
